--- a/planning/docs/14_Recommendations_and_Success_Criteria.docx
+++ b/planning/docs/14_Recommendations_and_Success_Criteria.docx
@@ -979,7 +979,7 @@
         <w:pStyle w:val="ListBullet"/>
       </w:pPr>
       <w:r>
-        <w:t>GOOD (even if modest): 'The data is largely a continuum; only 3 robust segments survive resampling and differ on predicted CLV and product mix - here is each profile, action, and value at stake.'</w:t>
+        <w:t>GOOD (even if modest): 'The data is largely a continuum; only 3 robust segments survive resampling and differ on predicted CLV and geography - here is each profile, action, and value at stake.'</w:t>
       </w:r>
     </w:p>
     <w:p>
